--- a/Hilbert_Polya/monograph/v2_volume/monograph_v2_ru.docx
+++ b/Hilbert_Polya/monograph/v2_volume/monograph_v2_ru.docx
@@ -620,7 +620,7 @@
           <w:sz w:val="21"/>
           <w:szCs w:val="21"/>
         </w:rPr>
-        <w:t xml:space="preserve">Итог v2 в одной фразе: **оператор почти существует** — примитив с весом простых в следе построен точно и сделан сколь угодно нелокальным (C9/T11); арифметика впервые вошла в спектр решётки через счётный закон нулевых мод (C11/T13); разрыв Г2 оказался универсальным свойством класса L-функций (C15/T17); и всякий раз стена проходит по локальности, а не по следу.</w:t>
+        <w:t xml:space="preserve">Итог v2 в одной фразе: **оператор почти существует** — примитив с весом простых в следе построен точно и сделан сколь угодно нелокальным (C9/T11); арифметика впервые вошла в спектр решётки через счётный закон нулевых мод (C11/T13); результат уровня нулей оказался универсальным свойством класса L-функций (C15/T17); и всякий раз открытая ветвь проходит по локальности, а не по следу.</w:t>
       </w:r>
     </w:p>
     <w:p>
@@ -1019,7 +1019,7 @@
           <w:sz w:val="21"/>
           <w:szCs w:val="21"/>
         </w:rPr>
-        <w:t xml:space="preserve">Ранговая проекция: те же затворы против нулей L-функций — r_H7 = 0.035–0.164, нулевая зона. Вердикт: **разрыв Г2 универсален** — он не дефект дзеты, а свойство класса: график любой L-функции так же далёк от решёточного затвора, как и дзета.</w:t>
+        <w:t xml:space="preserve">Ранговая проекция: те же затворы против нулей L-функций — r_H7 = 0.035–0.164, нулевая зона. Вердикт: **предел разрешения ранговой метрики универсален** — это не дефект дзеты, а свойство класса: в ограниченной метрике затворы в полосе нулей любой L-функции, а ранговая проекция на пределе для всего класса.</w:t>
       </w:r>
     </w:p>
     <w:p>

--- a/Hilbert_Polya/monograph/v2_volume/monograph_v2_ru.docx
+++ b/Hilbert_Polya/monograph/v2_volume/monograph_v2_ru.docx
@@ -377,7 +377,7 @@
             <w:spacing w:before="120" w:after="60"/>
           </w:pPr>
           <w:r>
-            <w:t>C15/T17. Дирихле L-функции: разрыв универсален</w:t>
+            <w:t>C15/T17. Дирихле L-функции: предел ранговой метрики универсален</w:t>
           </w:r>
           <w:r>
             <w:tab/>
@@ -699,7 +699,7 @@
           <w:sz w:val="21"/>
           <w:szCs w:val="21"/>
         </w:rPr>
-        <w:t xml:space="preserve">Результат: N2/N3 дают r_H7 = 1.000000 и r_EF(fluct) = 0.999 — на уровне PC0; отклонение спектра близнеца от нулей 7e-13; тепловая верификация T6 на внутреннем кэше нулей воспроизводится до |ΔK| ≤ 1.8e-6. Напротив, Berry–Keating (r_H7 = 0.047, z ≈ 0.1 против GUE-нуля) и LCM-ядро (спектр вырожден — сама арифметическая подпись; r_EF = −0.96) остаются в нулевых зонах. Вердикт: **примитив существует, и разрыв Г2 — стена локальности, а не следа**.</w:t>
+        <w:t xml:space="preserve">Результат: N2/N3 дают r_H7 = 1.000000 и r_EF(fluct) = 0.999 — на уровне PC0; отклонение спектра близнеца от нулей 7e-13; тепловая верификация T6 на внутреннем кэше нулей воспроизводится до |ΔK| ≤ 1.8e-6. Напротив, Berry–Keating (r_H7 = 0.047, z ≈ 0.1 против GUE-нуля) и LCM-ядро (спектр вырожден — сама арифметическая подпись; r_EF = −0.96) остаются в нулевых зонах ранговой ветви. Вердикт: **примитив существует, и открытая битовая ветвь — стена локальности, а не следа**.</w:t>
       </w:r>
     </w:p>
     <w:p>
@@ -958,7 +958,7 @@
           <w:sz w:val="30"/>
           <w:szCs w:val="30"/>
         </w:rPr>
-        <w:t xml:space="preserve">C15/T17. Дирихле L-функции: разрыв универсален</w:t>
+        <w:t xml:space="preserve">C15/T17. Дирихле L-функции: предел ранговой метрики универсален</w:t>
       </w:r>
       <w:bookmarkEnd w:id="7"/>
     </w:p>
@@ -974,7 +974,7 @@
           <w:sz w:val="21"/>
           <w:szCs w:val="21"/>
         </w:rPr>
-        <w:t xml:space="preserve">Главный вопрос пунктa 12 плана: универсален ли измеренный разрыв Г2 или он — дефект конкретно дзеты? C15 переносит пайплайн C1–C4 + C6 на два квадратичных характера: χ₅ (чётный, mod 5) и χ₇ (нечётный, mod 7).</w:t>
+        <w:t xml:space="preserve">Главный вопрос пунктa 12 плана: универсален ли предел разрешения ранговой метрики Г2 или он — дефект конкретно дзеты? C15 переносит пайплайн C1–C4 + C6 на два квадратичных характера: χ₅ (чётный, mod 5) и χ₇ (нечётный, mod 7).</w:t>
       </w:r>
     </w:p>
     <w:p>
